--- a/india_monitor_data/rag/documents/Strike_Intelligence/Labor Strike - Walkout_Pattern_Analysis.docx
+++ b/india_monitor_data/rag/documents/Strike_Intelligence/Labor Strike - Walkout_Pattern_Analysis.docx
@@ -13,7 +13,7 @@
     </w:p>
     <w:p>
       <w:r>
-        <w:t>Report Generated: 2026-09-08 14:22:30</w:t>
+        <w:t>Report Generated: 2026-09-09 16:49:46</w:t>
       </w:r>
     </w:p>
     <w:p>
@@ -23,7 +23,7 @@
     </w:p>
     <w:p>
       <w:r>
-        <w:t>Total Sector Incidents Analyzed: 101</w:t>
+        <w:t>Total Sector Incidents Analyzed: 128</w:t>
       </w:r>
     </w:p>
     <w:p>
@@ -49,7 +49,7 @@
     </w:p>
     <w:p>
       <w:r>
-        <w:t>• Global: 38 recorded incident(s)</w:t>
+        <w:t>• Global: 55 recorded incident(s)</w:t>
       </w:r>
     </w:p>
     <w:p>
@@ -59,42 +59,42 @@
     </w:p>
     <w:p>
       <w:r>
-        <w:t>• Delhi: 6 recorded incident(s)</w:t>
+        <w:t>• Port of New York: 7 recorded incident(s)</w:t>
       </w:r>
     </w:p>
     <w:p>
       <w:r>
-        <w:t>• Port of New York: 6 recorded incident(s)</w:t>
+        <w:t>• Delhi: 7 recorded incident(s)</w:t>
       </w:r>
     </w:p>
     <w:p>
       <w:r>
-        <w:t>• India: 5 recorded incident(s)</w:t>
+        <w:t>• India: 6 recorded incident(s)</w:t>
       </w:r>
     </w:p>
     <w:p>
       <w:r>
-        <w:t>• Mexico: 5 recorded incident(s)</w:t>
+        <w:t>• Mexico: 6 recorded incident(s)</w:t>
       </w:r>
     </w:p>
     <w:p>
       <w:r>
-        <w:t>• Canada: 5 recorded incident(s)</w:t>
+        <w:t>• Canada: 6 recorded incident(s)</w:t>
       </w:r>
     </w:p>
     <w:p>
       <w:r>
-        <w:t>• Italy: 4 recorded incident(s)</w:t>
+        <w:t>• Italy: 5 recorded incident(s)</w:t>
       </w:r>
     </w:p>
     <w:p>
       <w:r>
-        <w:t>• Netherlands: 3 recorded incident(s)</w:t>
+        <w:t>• Spain: 3 recorded incident(s)</w:t>
       </w:r>
     </w:p>
     <w:p>
       <w:r>
-        <w:t>• Strait of Hormuz: 3 recorded incident(s)</w:t>
+        <w:t>• Mumbai: 3 recorded incident(s)</w:t>
       </w:r>
     </w:p>
     <w:p>
@@ -110,7 +110,7 @@
         <w:rPr>
           <w:b/>
         </w:rPr>
-        <w:t>Case #1: Commuters suffer as transporters protest Smart City bus expansion in Kashmir - The Tribune</w:t>
+        <w:t>Case #1: Port strike freezes shipping on East Coast, threatening shortages - washingtonpost.com</w:t>
         <w:br/>
       </w:r>
       <w:r>
@@ -123,7 +123,7 @@
         <w:rPr>
           <w:b/>
         </w:rPr>
-        <w:t>Case #2: Maharashtra: Transporters firm on ‘Chakka Jam’ protests on Thursday; ‘rickshaws and taxis to join’ - ThePrint</w:t>
+        <w:t>Case #2: Truckers begin indefinite strike across Rajasthan against new regulations | India News - hindustantimes.com</w:t>
         <w:br/>
       </w:r>
       <w:r>
@@ -136,7 +136,7 @@
         <w:rPr>
           <w:b/>
         </w:rPr>
-        <w:t>Case #3: Delhi-NCR Transport Strike From May 21 May Hit Essential Supplies, Traffic Movement - etvbharat.com</w:t>
+        <w:t>Case #3: Weld County truck drivers and operators strike for better pay rates - greeleytribune.com</w:t>
         <w:br/>
       </w:r>
       <w:r>
@@ -149,7 +149,7 @@
         <w:rPr>
           <w:b/>
         </w:rPr>
-        <w:t>Case #4: Transporters plan chakka jam against increase in green levies - timesofindia.indiatimes.com</w:t>
+        <w:t>Case #4: Spanish truck drivers announce three-day strike ahead of Christmas - EL PAÍS English</w:t>
         <w:br/>
       </w:r>
       <w:r>
@@ -162,7 +162,7 @@
         <w:rPr>
           <w:b/>
         </w:rPr>
-        <w:t>Case #5: Gujarat farmers, truck drivers protest over diesel shortage at fuel pumps - The Times of India</w:t>
+        <w:t>Case #5: Mexico truckers block key freight routes in nationwide strike - freightwaves.com</w:t>
         <w:br/>
       </w:r>
       <w:r>
@@ -175,7 +175,7 @@
         <w:rPr>
           <w:b/>
         </w:rPr>
-        <w:t>Case #6: Mexico truckers block key freight routes in nationwide strike - FreightWaves</w:t>
+        <w:t>Case #6: Auto, Taxi Drivers’ Union Holds Dharna Ahead of the Indefinite Strike From Aug. 23 - deccanchronicle.com</w:t>
         <w:br/>
       </w:r>
       <w:r>
@@ -188,7 +188,7 @@
         <w:rPr>
           <w:b/>
         </w:rPr>
-        <w:t>Case #7: Industry warns blockade at Coutts threatens supply chain to U.S. - calgaryherald.com</w:t>
+        <w:t>Case #7: Explained: why Iran’s truckers are on strike and what it means - Iran International</w:t>
         <w:br/>
       </w:r>
       <w:r>
@@ -201,7 +201,7 @@
         <w:rPr>
           <w:b/>
         </w:rPr>
-        <w:t>Case #8: What the Ambassador Bridge and other ‘freedom convoy’ blockades mean for Canada-U.S. trade - theconversation.com</w:t>
+        <w:t>Case #8: Farmers protest: Here’s how the three-hour ‘Chakka Jam’ unfolded - indianexpress.com</w:t>
         <w:br/>
       </w:r>
       <w:r>
@@ -214,7 +214,7 @@
         <w:rPr>
           <w:b/>
         </w:rPr>
-        <w:t>Case #9: NYC-area transit workers push for strike action on Long Island Railroad - World Socialist Web Site</w:t>
+        <w:t>Case #9: Mumbai Transport Alert: BEST Employees Announce Indefinite Strike Starting Aug 18 - ndtvprofit.com</w:t>
         <w:br/>
       </w:r>
       <w:r>
@@ -227,7 +227,7 @@
         <w:rPr>
           <w:b/>
         </w:rPr>
-        <w:t>Case #10: NJ Transit strike 2025 update: Engineers walkout after contract negotiations fail, all rail service suspended - ABC7 New York</w:t>
+        <w:t>Case #10: Explained: why Iran’s truckers are on strike and what it means - iranintl.com</w:t>
         <w:br/>
       </w:r>
       <w:r>
